--- a/Fase 3/Evidencias Extra/Informe_final/Informe Final - APT (2) - copia.docx
+++ b/Fase 3/Evidencias Extra/Informe_final/Informe Final - APT (2) - copia.docx
@@ -680,19 +680,54 @@
       <w:bookmarkStart w:id="4" w:name="_Toc83970145"/>
       <w:bookmarkStart w:id="5" w:name="_Toc84208035"/>
       <w:r>
-        <w:t>El presente informe describe el desarrollo del proyecto FerreDash, una solución tecnológica orientada a optimizar, organizar y modernizar la gestión del inventario de la Ferretería San Andrés, incorporando además un módulo de pronóstico que permite anticipar necesidades futuras de stock. Este proyecto se enmarca en el Proceso de Portafolio de Título (APT) y representa la aplicación integral de las competencias adquiridas durante la carrera de Analista Programador.</w:t>
-      </w:r>
-    </w:p>
-    <w:p>
-      <w:r>
-        <w:t xml:space="preserve">FerreDash se construyó bajo una arquitectura Full </w:t>
+        <w:t xml:space="preserve">El presente informe describe el desarrollo del proyecto </w:t>
       </w:r>
       <w:proofErr w:type="spellStart"/>
       <w:r>
+        <w:rPr>
+          <w:b/>
+          <w:bCs/>
+        </w:rPr>
+        <w:t>FerreDash</w:t>
+      </w:r>
+      <w:proofErr w:type="spellEnd"/>
+      <w:r>
+        <w:t>, una solución tecnológica web orientada a optimizar, organizar y modernizar la gestión del inventario de la Ferretería San Andrés, incorporando además un módulo de pronóstico que permite anticipar necesidades futuras de stock. Este proyecto se enmarca en el Proceso de Portafolio de Título (APT) y representa la aplicación integral de las competencias adquiridas durante la carrera de Analista Programador.</w:t>
+      </w:r>
+    </w:p>
+    <w:p>
+      <w:proofErr w:type="spellStart"/>
+      <w:r>
+        <w:t>FerreDash</w:t>
+      </w:r>
+      <w:proofErr w:type="spellEnd"/>
+      <w:r>
+        <w:t xml:space="preserve"> se construyó bajo una arquitectura </w:t>
+      </w:r>
+      <w:r>
+        <w:rPr>
+          <w:b/>
+          <w:bCs/>
+        </w:rPr>
+        <w:t xml:space="preserve">Full </w:t>
+      </w:r>
+      <w:proofErr w:type="spellStart"/>
+      <w:r>
+        <w:rPr>
+          <w:b/>
+          <w:bCs/>
+        </w:rPr>
         <w:t>Stack</w:t>
       </w:r>
       <w:proofErr w:type="spellEnd"/>
       <w:r>
+        <w:rPr>
+          <w:b/>
+          <w:bCs/>
+        </w:rPr>
+        <w:t xml:space="preserve"> web</w:t>
+      </w:r>
+      <w:r>
         <w:t xml:space="preserve">, compuesta por un </w:t>
       </w:r>
       <w:proofErr w:type="spellStart"/>
@@ -701,7 +736,27 @@
       </w:r>
       <w:proofErr w:type="spellEnd"/>
       <w:r>
-        <w:t xml:space="preserve"> desarrollado en Django y Django REST Framework, una base de datos implementada en PostgreSQL, un </w:t>
+        <w:t xml:space="preserve"> desarrollado en </w:t>
+      </w:r>
+      <w:r>
+        <w:rPr>
+          <w:b/>
+          <w:bCs/>
+        </w:rPr>
+        <w:t>Django y Django REST Framework</w:t>
+      </w:r>
+      <w:r>
+        <w:t xml:space="preserve">, una base de datos implementada en </w:t>
+      </w:r>
+      <w:r>
+        <w:rPr>
+          <w:b/>
+          <w:bCs/>
+        </w:rPr>
+        <w:t>PostgreSQL</w:t>
+      </w:r>
+      <w:r>
+        <w:t xml:space="preserve">, un </w:t>
       </w:r>
       <w:proofErr w:type="spellStart"/>
       <w:r>
@@ -713,27 +768,80 @@
       </w:r>
       <w:proofErr w:type="spellStart"/>
       <w:r>
+        <w:rPr>
+          <w:b/>
+          <w:bCs/>
+        </w:rPr>
         <w:t>React</w:t>
       </w:r>
       <w:proofErr w:type="spellEnd"/>
       <w:r>
-        <w:t xml:space="preserve"> con </w:t>
+        <w:rPr>
+          <w:b/>
+          <w:bCs/>
+        </w:rPr>
+        <w:t xml:space="preserve"> con Vite y </w:t>
       </w:r>
       <w:proofErr w:type="spellStart"/>
       <w:r>
+        <w:rPr>
+          <w:b/>
+          <w:bCs/>
+        </w:rPr>
         <w:t>TailwindCSS</w:t>
       </w:r>
       <w:proofErr w:type="spellEnd"/>
       <w:r>
-        <w:t>, y scripts encargados de mantener actualizada la información del inventario. El sistema permite registrar y consultar productos, controlar existencias, gestionar movimientos de entrada y salida, y, a partir de los datos disponibles, generar pronósticos de inventario que apoyan la toma de decisiones sobre reposición y control de stock.</w:t>
-      </w:r>
-    </w:p>
-    <w:p>
-      <w:r>
-        <w:t xml:space="preserve">En este informe se presentan los antecedentes del proyecto, el planteamiento del problema que dio origen a la solución, los objetivos generales y específicos, las competencias del perfil de egreso involucradas y la fundamentación del proyecto en el contexto del APT. Posteriormente, se detalla la metodología de desarrollo utilizada, la planificación por etapas, la construcción de cada componente, la integración entre </w:t>
+        <w:t xml:space="preserve">, y scripts de automatización encargados de mantener actualizada la información del inventario mediante el modelo de pronóstico </w:t>
       </w:r>
       <w:proofErr w:type="spellStart"/>
       <w:r>
+        <w:rPr>
+          <w:b/>
+          <w:bCs/>
+        </w:rPr>
+        <w:t>Prophet</w:t>
+      </w:r>
+      <w:proofErr w:type="spellEnd"/>
+      <w:r>
+        <w:t>. El sistema permite registrar y consultar productos, controlar existencias, gestionar movimientos de entrada y salida, y generar pronósticos de demanda que apoyan la toma de decisiones sobre reposición y control de stock.</w:t>
+      </w:r>
+    </w:p>
+    <w:p>
+      <w:r>
+        <w:t xml:space="preserve">En este informe se presentan los antecedentes del proyecto, el planteamiento del problema que dio origen a la solución, los objetivos generales y específicos, las competencias del perfil de egreso involucradas y la fundamentación del proyecto en el contexto del APT. Posteriormente, se detalla la </w:t>
+      </w:r>
+      <w:r>
+        <w:rPr>
+          <w:b/>
+          <w:bCs/>
+        </w:rPr>
+        <w:t>metodología de desarrollo ágil</w:t>
+      </w:r>
+      <w:r>
+        <w:t xml:space="preserve"> utilizada, estructurada en </w:t>
+      </w:r>
+      <w:r>
+        <w:rPr>
+          <w:b/>
+          <w:bCs/>
+        </w:rPr>
+        <w:t xml:space="preserve">tres </w:t>
+      </w:r>
+      <w:proofErr w:type="spellStart"/>
+      <w:r>
+        <w:rPr>
+          <w:b/>
+          <w:bCs/>
+        </w:rPr>
+        <w:t>sprints</w:t>
+      </w:r>
+      <w:proofErr w:type="spellEnd"/>
+      <w:r>
+        <w:t xml:space="preserve"> que abarcaron desde la conceptualización hasta la implementación completa del sistema, incluyendo la construcción de cada componente, la integración entre </w:t>
+      </w:r>
+      <w:proofErr w:type="spellStart"/>
+      <w:r>
         <w:t>backend</w:t>
       </w:r>
       <w:proofErr w:type="spellEnd"/>
@@ -751,7 +859,30 @@
     </w:p>
     <w:p>
       <w:r>
-        <w:t>Finalmente, se exponen los resultados obtenidos, las conclusiones derivadas del proceso de desarrollo y una serie de recomendaciones orientadas a futuras mejoras y ampliaciones del sistema. FerreDash se consolida como una herramienta funcional, adaptable y con capacidad de proyección, capaz de responder a las necesidades reales de control y pronóstico de inventario en un entorno comercial.</w:t>
+        <w:t xml:space="preserve">El desarrollo se planificó siguiendo un diagrama de Gantt que contempla </w:t>
+      </w:r>
+      <w:r>
+        <w:rPr>
+          <w:b/>
+          <w:bCs/>
+        </w:rPr>
+        <w:t>siete fases principales</w:t>
+      </w:r>
+      <w:r>
+        <w:t>: Planificación y Gestión, Infraestructura de Datos, Portal Web, Modelos Predictivos, Pruebas e Integración, y Capacitación y Cierre. Cada fase fue ejecutada con rigor metodológico, aplicando pruebas unitarias, de integración y validación con usuarios finales.</w:t>
+      </w:r>
+    </w:p>
+    <w:p>
+      <w:r>
+        <w:t xml:space="preserve">Finalmente, se exponen los resultados obtenidos, las conclusiones derivadas del proceso de desarrollo y una serie de recomendaciones orientadas a futuras mejoras y ampliaciones del sistema. </w:t>
+      </w:r>
+      <w:proofErr w:type="spellStart"/>
+      <w:r>
+        <w:t>FerreDash</w:t>
+      </w:r>
+      <w:proofErr w:type="spellEnd"/>
+      <w:r>
+        <w:t xml:space="preserve"> se consolida como una herramienta funcional, escalable y con capacidad de proyección, capaz de responder a las necesidades reales de control y pronóstico de inventario en un entorno comercial, contribuyendo a la reducción de quiebres de stock, optimización de recursos y mejora en la toma de decisiones estratégicas.</w:t>
       </w:r>
     </w:p>
     <w:p>
@@ -4441,16 +4572,11 @@
     </w:p>
     <w:p>
       <w:r>
-        <w:t xml:space="preserve">El proyecto incorpora un módulo de pronóstico de inventario, basado en el análisis del comportamiento histórico de los productos y en técnicas básicas de predicción. Esto permite anticipar necesidades futuras y apoyar decisiones relacionadas con reposición y </w:t>
-      </w:r>
-      <w:proofErr w:type="gramStart"/>
-      <w:r>
-        <w:t>abastecimiento.</w:t>
+        <w:t>El proyecto incorpora un módulo de pronóstico de inventario, basado en el análisis del comportamiento histórico de los productos y en técnicas básicas de predicción. Esto permite anticipar necesidades futuras y apoyar decisiones relacionadas con reposición y abastecimiento.</w:t>
       </w:r>
       <w:r>
         <w:t>.</w:t>
       </w:r>
-      <w:proofErr w:type="gramEnd"/>
     </w:p>
     <w:p/>
     <w:p>
@@ -5351,7 +5477,7 @@
     <w:p>
       <w:r>
         <w:pict w14:anchorId="02CC7A93">
-          <v:rect id="_x0000_i1031" style="width:0;height:1.5pt" o:hralign="center" o:hrstd="t" o:hr="t" fillcolor="#a0a0a0" stroked="f"/>
+          <v:rect id="_x0000_i1025" style="width:0;height:1.5pt" o:hralign="center" o:hrstd="t" o:hr="t" fillcolor="#a0a0a0" stroked="f"/>
         </w:pict>
       </w:r>
     </w:p>
